--- a/documentation/submissions/business/Executive Summary Accessible Academic.docx
+++ b/documentation/submissions/business/Executive Summary Accessible Academic.docx
@@ -392,6 +392,31 @@
       </w:r>
       <w:r>
         <w:t xml:space="preserve"> The system automatically extracts key topics, generates deep-dive summaries, and creates interactive flashcards for self-testing.</w:t>
+      </w:r>
+    </w:p>
+    <w:p>
+      <w:pPr>
+        <w:numPr>
+          <w:ilvl w:val="0"/>
+          <w:numId w:val="2"/>
+        </w:numPr>
+        <w:pBdr>
+          <w:top w:val="nil"/>
+          <w:left w:val="nil"/>
+          <w:bottom w:val="nil"/>
+          <w:right w:val="nil"/>
+          <w:between w:val="nil"/>
+        </w:pBdr>
+      </w:pPr>
+      <w:r>
+        <w:rPr>
+          <w:b/>
+          <w:bCs/>
+        </w:rPr>
+        <w:t>"Inclusive User Experience:</w:t>
+      </w:r>
+      <w:r>
+        <w:t xml:space="preserve"> The platform automatically adapts its interface (labels and layout) to the user's system language (Hebrew or English) and provides full control over caption visibility without losing synchronization."</w:t>
       </w:r>
     </w:p>
     <w:p>
@@ -783,6 +808,10 @@
                 <w:right w:val="nil"/>
                 <w:between w:val="nil"/>
               </w:pBdr>
+              <w:rPr>
+                <w:rFonts w:hint="cs"/>
+                <w:rtl/>
+              </w:rPr>
             </w:pPr>
             <w:r>
               <w:t>High accuracy for technical terms (Math, CS, Engineering).</w:t>

--- a/documentation/submissions/business/Executive Summary Accessible Academic.docx
+++ b/documentation/submissions/business/Executive Summary Accessible Academic.docx
@@ -207,7 +207,7 @@
                 <w:sz w:val="20"/>
                 <w:szCs w:val="20"/>
               </w:rPr>
-              <w:t xml:space="preserve">Adi Tapiero · Matan Gurfinkel</w:t>
+              <w:t xml:space="preserve">Adi Tapiro · Matan Gurfinkel</w:t>
             </w:r>
           </w:p>
         </w:tc>

--- a/documentation/submissions/business/Executive Summary Accessible Academic.docx
+++ b/documentation/submissions/business/Executive Summary Accessible Academic.docx
@@ -207,7 +207,7 @@
                 <w:sz w:val="20"/>
                 <w:szCs w:val="20"/>
               </w:rPr>
-              <w:t xml:space="preserve">Adi Tapiro · Matan Gurfinkel</w:t>
+              <w:t xml:space="preserve">Adi Tapiero · Matan Gurfinkel</w:t>
             </w:r>
           </w:p>
         </w:tc>
@@ -930,7 +930,7 @@
           <w:sz w:val="22"/>
           <w:szCs w:val="22"/>
         </w:rPr>
-        <w:t xml:space="preserve">Adi Tapiro, one of the two founders, is a hearing-impaired computer science student.</w:t>
+        <w:t xml:space="preserve">Adi Tapiero, one of the two founders, is a hearing-impaired computer science student.</w:t>
       </w:r>
     </w:p>
     <w:p>
@@ -2909,7 +2909,7 @@
                 <w:sz w:val="20"/>
                 <w:szCs w:val="20"/>
               </w:rPr>
-              <w:t xml:space="preserve">Adi Tapiro</w:t>
+              <w:t xml:space="preserve">Adi Tapiero</w:t>
             </w:r>
           </w:p>
         </w:tc>
